--- a/a7/build/out/u4/A7 4.05 Evaluating Expressions with Radicals - Teacher Edition.docx
+++ b/a7/build/out/u4/A7 4.05 Evaluating Expressions with Radicals - Teacher Edition.docx
@@ -2837,7 +2837,7 @@
           <w:color w:val="1A1A1A"/>
           <w:sz w:val="21"/>
         </w:rPr>
-        <w:t xml:space="preserve">Independent Set — Six questions. On your own, in silence.  </w:t>
+        <w:t xml:space="preserve">Independent Set — Six questions. On your own, in writing.  </w:t>
       </w:r>
       <w:r>
         <w:rPr>
@@ -2846,7 +2846,7 @@
           <w:color w:val="1A1A1A"/>
           <w:sz w:val="21"/>
         </w:rPr>
-        <w:t>Hand out the Independent Set.</w:t>
+        <w:t>Hand out the Independent Set; the same six questions are on the board.</w:t>
       </w:r>
     </w:p>
     <w:p>

--- a/a7/build/out/u4/A7 4.05 Evaluating Expressions with Radicals - Teacher Edition.docx
+++ b/a7/build/out/u4/A7 4.05 Evaluating Expressions with Radicals - Teacher Edition.docx
@@ -2448,7 +2448,7 @@
           <w:color w:val="1A1A1A"/>
           <w:sz w:val="21"/>
         </w:rPr>
-        <w:t xml:space="preserve">√(9 + 16). Which is the value?  →  </w:t>
+        <w:t xml:space="preserve">√(25 + 144). Which is the value?  →  </w:t>
       </w:r>
       <w:r>
         <w:rPr>
@@ -2457,7 +2457,7 @@
           <w:color w:val="9E1B32"/>
           <w:sz w:val="21"/>
         </w:rPr>
-        <w:t>D — 5</w:t>
+        <w:t>D — 13</w:t>
       </w:r>
       <w:r>
         <w:rPr>
@@ -2466,7 +2466,7 @@
           <w:color w:val="6B6B6B"/>
           <w:sz w:val="19"/>
         </w:rPr>
-        <w:t xml:space="preserve">   (A) the root of each piece was taken and the results added, 3 + 4 [8.NSO.1.7: the bar groups, so the radicand is 25]; (B) the sum was found and the root was never taken [8.NSO.1.7]; (C) the radicand was halved instead of rooted [Unit 2, 2.02: a root is not a half]</w:t>
+        <w:t xml:space="preserve">   (A) the root of each piece was taken and the results added, 5 + 12 [8.NSO.1.7: the bar groups, so the radicand is 169]; (B) the sum was found and the root was never taken [8.NSO.1.7]; (C) the radicand was halved instead of rooted [Unit 2, 2.02: a root is not a half]</w:t>
       </w:r>
       <w:r>
         <w:rPr>
@@ -2508,7 +2508,7 @@
           <w:color w:val="1A1A1A"/>
           <w:sz w:val="21"/>
         </w:rPr>
-        <w:t xml:space="preserve">The cube root of −64. Which is the value?  →  </w:t>
+        <w:t xml:space="preserve">The cube root of −1/64. Which is the value?  →  </w:t>
       </w:r>
       <w:r>
         <w:rPr>
@@ -2517,7 +2517,7 @@
           <w:color w:val="9E1B32"/>
           <w:sz w:val="21"/>
         </w:rPr>
-        <w:t>A — −4</w:t>
+        <w:t>A — −1/4</w:t>
       </w:r>
       <w:r>
         <w:rPr>
@@ -2526,7 +2526,7 @@
           <w:color w:val="6B6B6B"/>
           <w:sz w:val="19"/>
         </w:rPr>
-        <w:t xml:space="preserve">   (B) the square-root rule for negatives was applied to a cube root [B1G-M 8.NSO.1.7 misconception]; (C) the square root of 64 was taken and the sign kept [B1G-M 8.NSO.1.7 misconception: confusing square roots with cube roots]; (D) the sign was dropped [8.NSO.1.7: an odd root keeps the sign of its radicand]</w:t>
+        <w:t xml:space="preserve">   (B) the square-root rule for negatives was applied to a cube root [B1G-M 8.NSO.1.7 misconception]; (C) the square root of 1/64 was taken and the sign kept [B1G-M 8.NSO.1.7 misconception: confusing square roots with cube roots]; (D) the sign was dropped [8.NSO.1.7: an odd root keeps the sign of its radicand]</w:t>
       </w:r>
       <w:r>
         <w:rPr>
@@ -2564,7 +2564,7 @@
       <w:r>
         <w:drawing>
           <wp:inline xmlns:a="http://schemas.openxmlformats.org/drawingml/2006/main" xmlns:pic="http://schemas.openxmlformats.org/drawingml/2006/picture">
-            <wp:extent cx="713232" cy="265176"/>
+            <wp:extent cx="713232" cy="268224"/>
             <wp:docPr id="4" name="Picture 4"/>
             <wp:cNvGraphicFramePr>
               <a:graphicFrameLocks noChangeAspect="1"/>
@@ -2573,7 +2573,7 @@
               <a:graphicData uri="http://schemas.openxmlformats.org/drawingml/2006/picture">
                 <pic:pic>
                   <pic:nvPicPr>
-                    <pic:cNvPr id="0" name="67d14a130672d640.png"/>
+                    <pic:cNvPr id="0" name="4be8c05097fa08a4.png"/>
                     <pic:cNvPicPr/>
                   </pic:nvPicPr>
                   <pic:blipFill>
@@ -2585,7 +2585,7 @@
                   <pic:spPr>
                     <a:xfrm>
                       <a:off x="0" y="0"/>
-                      <a:ext cx="713232" cy="265176"/>
+                      <a:ext cx="713232" cy="268224"/>
                     </a:xfrm>
                     <a:prstGeom prst="rect"/>
                   </pic:spPr>
@@ -2611,7 +2611,7 @@
           <w:color w:val="9E1B32"/>
           <w:sz w:val="21"/>
         </w:rPr>
-        <w:t>2/3</w:t>
+        <w:t>4/3</w:t>
       </w:r>
       <w:r>
         <w:rPr>
@@ -2620,7 +2620,7 @@
           <w:color w:val="6B6B6B"/>
           <w:sz w:val="19"/>
         </w:rPr>
-        <w:t xml:space="preserve">   2/36 — the roots were never taken, then 1/9 + 1/27 was added top-and-bottom [two errors: the roots, then Grade 5 fraction addition]; 1/3 — only one of the two radicals was evaluated</w:t>
+        <w:t xml:space="preserve">   12/36 — the roots were never taken, then 4/9 + 8/27 was added top-and-bottom [two errors: the roots, then Grade 5 fraction addition]; 2/3 — only one of the two radicals was evaluated</w:t>
       </w:r>
     </w:p>
     <w:p>
@@ -2649,7 +2649,7 @@
       <w:r>
         <w:drawing>
           <wp:inline xmlns:a="http://schemas.openxmlformats.org/drawingml/2006/main" xmlns:pic="http://schemas.openxmlformats.org/drawingml/2006/picture">
-            <wp:extent cx="960120" cy="204216"/>
+            <wp:extent cx="1042415" cy="204216"/>
             <wp:docPr id="5" name="Picture 5"/>
             <wp:cNvGraphicFramePr>
               <a:graphicFrameLocks noChangeAspect="1"/>
@@ -2658,7 +2658,7 @@
               <a:graphicData uri="http://schemas.openxmlformats.org/drawingml/2006/picture">
                 <pic:pic>
                   <pic:nvPicPr>
-                    <pic:cNvPr id="0" name="085150addf583028.png"/>
+                    <pic:cNvPr id="0" name="53753c23d3956ab4.png"/>
                     <pic:cNvPicPr/>
                   </pic:nvPicPr>
                   <pic:blipFill>
@@ -2670,7 +2670,7 @@
                   <pic:spPr>
                     <a:xfrm>
                       <a:off x="0" y="0"/>
-                      <a:ext cx="960120" cy="204216"/>
+                      <a:ext cx="1042415" cy="204216"/>
                     </a:xfrm>
                     <a:prstGeom prst="rect"/>
                   </pic:spPr>
@@ -2696,7 +2696,7 @@
           <w:color w:val="9E1B32"/>
           <w:sz w:val="21"/>
         </w:rPr>
-        <w:t>1/25</w:t>
+        <w:t>1/100</w:t>
       </w:r>
       <w:r>
         <w:rPr>
@@ -2705,7 +2705,7 @@
           <w:color w:val="6B6B6B"/>
           <w:sz w:val="19"/>
         </w:rPr>
-        <w:t xml:space="preserve">   625 — 5</w:t>
+        <w:t xml:space="preserve">   10,000 — 10</w:t>
       </w:r>
       <w:r>
         <w:rPr>
@@ -2724,7 +2724,7 @@
           <w:color w:val="6B6B6B"/>
           <w:sz w:val="19"/>
         </w:rPr>
-        <w:t xml:space="preserve"> read as 5</w:t>
+        <w:t xml:space="preserve"> read as 10</w:t>
       </w:r>
       <w:r>
         <w:rPr>
@@ -2743,7 +2743,7 @@
           <w:color w:val="6B6B6B"/>
           <w:sz w:val="19"/>
         </w:rPr>
-        <w:t xml:space="preserve"> [8.NSO.1.3: a negative exponent is a reciprocal]; −1/25 — the exponent's sign made the value's sign [B1G-M 8.NSO.1.3 task: −b vs b</w:t>
+        <w:t xml:space="preserve"> [8.NSO.1.3: a negative exponent is a reciprocal]; −1/100 — the exponent's sign made the value's sign [B1G-M 8.NSO.1.3 task: −b vs b</w:t>
       </w:r>
       <w:r>
         <w:rPr>
@@ -3017,7 +3017,7 @@
           <w:color w:val="1A1A1A"/>
           <w:sz w:val="20"/>
         </w:rPr>
-        <w:t>the root of each piece was taken and the results added, 3 + 4 [8.NSO.1.7: the bar groups, so the radicand is 25]</w:t>
+        <w:t>the root of each piece was taken and the results added, 5 + 12 [8.NSO.1.7: the bar groups, so the radicand is 169]</w:t>
       </w:r>
     </w:p>
     <w:p>
@@ -3065,7 +3065,7 @@
           <w:color w:val="1A1A1A"/>
           <w:sz w:val="20"/>
         </w:rPr>
-        <w:t>2/36 — the roots were never taken, then 1/9 + 1/27 was added top-and-bottom [two errors: the roots, then Grade 5 fraction addition]</w:t>
+        <w:t>12/36 — the roots were never taken, then 4/9 + 8/27 was added top-and-bottom [two errors: the roots, then Grade 5 fraction addition]</w:t>
       </w:r>
     </w:p>
     <w:p>
@@ -3089,7 +3089,7 @@
           <w:color w:val="1A1A1A"/>
           <w:sz w:val="20"/>
         </w:rPr>
-        <w:t>625 — 5</w:t>
+        <w:t>10,000 — 10</w:t>
       </w:r>
       <w:r>
         <w:rPr>
@@ -3108,7 +3108,7 @@
           <w:color w:val="1A1A1A"/>
           <w:sz w:val="20"/>
         </w:rPr>
-        <w:t xml:space="preserve"> read as 5</w:t>
+        <w:t xml:space="preserve"> read as 10</w:t>
       </w:r>
       <w:r>
         <w:rPr>

--- a/a7/build/out/u4/A7 4.05 Evaluating Expressions with Radicals - Teacher Edition.docx
+++ b/a7/build/out/u4/A7 4.05 Evaluating Expressions with Radicals - Teacher Edition.docx
@@ -592,7 +592,7 @@
                 <w:color w:val="1A1A1A"/>
                 <w:sz w:val="20"/>
               </w:rPr>
-              <w:t>2–3</w:t>
+              <w:t>2–4</w:t>
             </w:r>
           </w:p>
         </w:tc>
@@ -623,7 +623,7 @@
                 <w:color w:val="1A1A1A"/>
                 <w:sz w:val="20"/>
               </w:rPr>
-              <w:t>5 min</w:t>
+              <w:t>6 min</w:t>
             </w:r>
           </w:p>
         </w:tc>
@@ -690,7 +690,7 @@
                 <w:color w:val="1A1A1A"/>
                 <w:sz w:val="20"/>
               </w:rPr>
-              <w:t>4–6</w:t>
+              <w:t>5–7</w:t>
             </w:r>
           </w:p>
         </w:tc>
@@ -788,7 +788,7 @@
                 <w:color w:val="1A1A1A"/>
                 <w:sz w:val="20"/>
               </w:rPr>
-              <w:t>7–8</w:t>
+              <w:t>8–9</w:t>
             </w:r>
           </w:p>
         </w:tc>
@@ -886,7 +886,7 @@
                 <w:color w:val="1A1A1A"/>
                 <w:sz w:val="20"/>
               </w:rPr>
-              <w:t>9–10</w:t>
+              <w:t>10–11</w:t>
             </w:r>
           </w:p>
         </w:tc>
@@ -984,7 +984,7 @@
                 <w:color w:val="1A1A1A"/>
                 <w:sz w:val="20"/>
               </w:rPr>
-              <w:t>11–12</w:t>
+              <w:t>12–13</w:t>
             </w:r>
           </w:p>
         </w:tc>
@@ -1082,7 +1082,7 @@
                 <w:color w:val="1A1A1A"/>
                 <w:sz w:val="20"/>
               </w:rPr>
-              <w:t>13–14</w:t>
+              <w:t>14–15</w:t>
             </w:r>
           </w:p>
         </w:tc>
@@ -1180,7 +1180,7 @@
                 <w:color w:val="1A1A1A"/>
                 <w:sz w:val="20"/>
               </w:rPr>
-              <w:t>15–32</w:t>
+              <w:t>16–33</w:t>
             </w:r>
           </w:p>
         </w:tc>
@@ -1211,7 +1211,7 @@
                 <w:color w:val="1A1A1A"/>
                 <w:sz w:val="20"/>
               </w:rPr>
-              <w:t>12 min</w:t>
+              <w:t>11 min</w:t>
             </w:r>
           </w:p>
         </w:tc>
@@ -1278,7 +1278,7 @@
                 <w:color w:val="1A1A1A"/>
                 <w:sz w:val="20"/>
               </w:rPr>
-              <w:t>33</w:t>
+              <w:t>34</w:t>
             </w:r>
           </w:p>
         </w:tc>
@@ -1376,7 +1376,7 @@
                 <w:color w:val="1A1A1A"/>
                 <w:sz w:val="20"/>
               </w:rPr>
-              <w:t>34</w:t>
+              <w:t>35</w:t>
             </w:r>
           </w:p>
         </w:tc>
@@ -1761,6 +1761,39 @@
           <w:color w:val="1A1A1A"/>
           <w:sz w:val="21"/>
         </w:rPr>
+        <w:t xml:space="preserve">Vocabulary — The new words, before they are used.  </w:t>
+      </w:r>
+      <w:r>
+        <w:rPr>
+          <w:b w:val="0"/>
+          <w:i w:val="0"/>
+          <w:color w:val="1A1A1A"/>
+          <w:sz w:val="21"/>
+        </w:rPr>
+        <w:t>Read each word and its meaning once; the notes use them next.</w:t>
+      </w:r>
+    </w:p>
+    <w:p>
+      <w:pPr>
+        <w:spacing w:before="20" w:after="60"/>
+        <w:ind w:left="470" w:hanging="470"/>
+      </w:pPr>
+      <w:r>
+        <w:rPr>
+          <w:b/>
+          <w:i w:val="0"/>
+          <w:color w:val="1A1A1A"/>
+          <w:sz w:val="21"/>
+        </w:rPr>
+        <w:t xml:space="preserve">5.  </w:t>
+      </w:r>
+      <w:r>
+        <w:rPr>
+          <w:b/>
+          <w:i w:val="0"/>
+          <w:color w:val="1A1A1A"/>
+          <w:sz w:val="21"/>
+        </w:rPr>
         <w:t xml:space="preserve">Notes — Copy all three lines.  </w:t>
       </w:r>
       <w:r>
@@ -1785,7 +1818,7 @@
           <w:color w:val="1A1A1A"/>
           <w:sz w:val="21"/>
         </w:rPr>
-        <w:t xml:space="preserve">5.  </w:t>
+        <w:t xml:space="preserve">6.  </w:t>
       </w:r>
       <w:r>
         <w:rPr>
@@ -1818,7 +1851,7 @@
           <w:color w:val="1A1A1A"/>
           <w:sz w:val="21"/>
         </w:rPr>
-        <w:t xml:space="preserve">6.  </w:t>
+        <w:t xml:space="preserve">7.  </w:t>
       </w:r>
       <w:r>
         <w:rPr>
@@ -1851,7 +1884,7 @@
           <w:color w:val="1A1A1A"/>
           <w:sz w:val="21"/>
         </w:rPr>
-        <w:t xml:space="preserve">7.  </w:t>
+        <w:t xml:space="preserve">8.  </w:t>
       </w:r>
       <w:r>
         <w:rPr>
@@ -1884,7 +1917,7 @@
           <w:color w:val="1A1A1A"/>
           <w:sz w:val="21"/>
         </w:rPr>
-        <w:t xml:space="preserve">8.  </w:t>
+        <w:t xml:space="preserve">9.  </w:t>
       </w:r>
       <w:r>
         <w:rPr>
@@ -1917,7 +1950,7 @@
           <w:color w:val="1A1A1A"/>
           <w:sz w:val="21"/>
         </w:rPr>
-        <w:t xml:space="preserve">9.  </w:t>
+        <w:t xml:space="preserve">10.  </w:t>
       </w:r>
       <w:r>
         <w:rPr>
@@ -1950,7 +1983,7 @@
           <w:color w:val="1A1A1A"/>
           <w:sz w:val="21"/>
         </w:rPr>
-        <w:t xml:space="preserve">10.  </w:t>
+        <w:t xml:space="preserve">11.  </w:t>
       </w:r>
       <w:r>
         <w:rPr>
@@ -1983,7 +2016,7 @@
           <w:color w:val="1A1A1A"/>
           <w:sz w:val="21"/>
         </w:rPr>
-        <w:t xml:space="preserve">11.  </w:t>
+        <w:t xml:space="preserve">12.  </w:t>
       </w:r>
       <w:r>
         <w:rPr>
@@ -2016,7 +2049,7 @@
           <w:color w:val="1A1A1A"/>
           <w:sz w:val="21"/>
         </w:rPr>
-        <w:t xml:space="preserve">12.  </w:t>
+        <w:t xml:space="preserve">13.  </w:t>
       </w:r>
       <w:r>
         <w:rPr>
@@ -2049,7 +2082,7 @@
           <w:color w:val="1A1A1A"/>
           <w:sz w:val="21"/>
         </w:rPr>
-        <w:t xml:space="preserve">13.  </w:t>
+        <w:t xml:space="preserve">14.  </w:t>
       </w:r>
       <w:r>
         <w:rPr>
@@ -2082,7 +2115,7 @@
           <w:color w:val="1A1A1A"/>
           <w:sz w:val="21"/>
         </w:rPr>
-        <w:t xml:space="preserve">14.  </w:t>
+        <w:t xml:space="preserve">15.  </w:t>
       </w:r>
       <w:r>
         <w:rPr>
@@ -2115,7 +2148,7 @@
           <w:color w:val="1A1A1A"/>
           <w:sz w:val="21"/>
         </w:rPr>
-        <w:t xml:space="preserve">15–16.  </w:t>
+        <w:t xml:space="preserve">16–17.  </w:t>
       </w:r>
       <w:r>
         <w:rPr>
@@ -2200,7 +2233,7 @@
           <w:color w:val="1A1A1A"/>
           <w:sz w:val="21"/>
         </w:rPr>
-        <w:t xml:space="preserve">17–18.  </w:t>
+        <w:t xml:space="preserve">18–19.  </w:t>
       </w:r>
       <w:r>
         <w:rPr>
@@ -2260,7 +2293,7 @@
           <w:color w:val="1A1A1A"/>
           <w:sz w:val="21"/>
         </w:rPr>
-        <w:t xml:space="preserve">19–20.  </w:t>
+        <w:t xml:space="preserve">20–21.  </w:t>
       </w:r>
       <w:r>
         <w:rPr>
@@ -2345,7 +2378,7 @@
           <w:color w:val="1A1A1A"/>
           <w:sz w:val="21"/>
         </w:rPr>
-        <w:t xml:space="preserve">21–22.  </w:t>
+        <w:t xml:space="preserve">22–23.  </w:t>
       </w:r>
       <w:r>
         <w:rPr>
@@ -2430,7 +2463,7 @@
           <w:color w:val="1A1A1A"/>
           <w:sz w:val="21"/>
         </w:rPr>
-        <w:t xml:space="preserve">23–24.  </w:t>
+        <w:t xml:space="preserve">24–25.  </w:t>
       </w:r>
       <w:r>
         <w:rPr>
@@ -2490,7 +2523,7 @@
           <w:color w:val="1A1A1A"/>
           <w:sz w:val="21"/>
         </w:rPr>
-        <w:t xml:space="preserve">25–26.  </w:t>
+        <w:t xml:space="preserve">26–27.  </w:t>
       </w:r>
       <w:r>
         <w:rPr>
@@ -2550,7 +2583,7 @@
           <w:color w:val="1A1A1A"/>
           <w:sz w:val="21"/>
         </w:rPr>
-        <w:t xml:space="preserve">27–28.  </w:t>
+        <w:t xml:space="preserve">28–29.  </w:t>
       </w:r>
       <w:r>
         <w:rPr>
@@ -2635,7 +2668,7 @@
           <w:color w:val="1A1A1A"/>
           <w:sz w:val="21"/>
         </w:rPr>
-        <w:t xml:space="preserve">29–30.  </w:t>
+        <w:t xml:space="preserve">30–31.  </w:t>
       </w:r>
       <w:r>
         <w:rPr>
@@ -2777,7 +2810,7 @@
           <w:color w:val="1A1A1A"/>
           <w:sz w:val="21"/>
         </w:rPr>
-        <w:t xml:space="preserve">31–32.  </w:t>
+        <w:t xml:space="preserve">32–33.  </w:t>
       </w:r>
       <w:r>
         <w:rPr>
@@ -2828,7 +2861,7 @@
           <w:color w:val="1A1A1A"/>
           <w:sz w:val="21"/>
         </w:rPr>
-        <w:t xml:space="preserve">33.  </w:t>
+        <w:t xml:space="preserve">34.  </w:t>
       </w:r>
       <w:r>
         <w:rPr>
@@ -2861,7 +2894,7 @@
           <w:color w:val="1A1A1A"/>
           <w:sz w:val="21"/>
         </w:rPr>
-        <w:t xml:space="preserve">34.  </w:t>
+        <w:t xml:space="preserve">35.  </w:t>
       </w:r>
       <w:r>
         <w:rPr>

--- a/a7/build/out/u4/A7 4.05 Evaluating Expressions with Radicals - Teacher Edition.docx
+++ b/a7/build/out/u4/A7 4.05 Evaluating Expressions with Radicals - Teacher Edition.docx
@@ -1687,6 +1687,42 @@
         </w:rPr>
         <w:t>Q3 and Q4 are the two halves of today.</w:t>
       </w:r>
+      <w:r>
+        <w:rPr>
+          <w:b w:val="0"/>
+          <w:i/>
+          <w:color w:val="6B6B6B"/>
+          <w:sz w:val="19"/>
+        </w:rPr>
+        <w:t xml:space="preserve">   1 retrieves 4.04 — leading zeros never count; the trailing zero does, because a decimal point is written (yesterday).</w:t>
+      </w:r>
+      <w:r>
+        <w:rPr>
+          <w:b w:val="0"/>
+          <w:i/>
+          <w:color w:val="6B6B6B"/>
+          <w:sz w:val="19"/>
+        </w:rPr>
+        <w:t xml:space="preserve">   2 retrieves 4.02–03 — multiply the coefficients, add the exponents (last week).</w:t>
+      </w:r>
+      <w:r>
+        <w:rPr>
+          <w:b w:val="0"/>
+          <w:i/>
+          <w:color w:val="6B6B6B"/>
+          <w:sz w:val="19"/>
+        </w:rPr>
+        <w:t xml:space="preserve">   3 retrieves Unit 2 — perfect squares (2.01): 14 · 14 = 196 (last unit).</w:t>
+      </w:r>
+      <w:r>
+        <w:rPr>
+          <w:b w:val="0"/>
+          <w:i/>
+          <w:color w:val="6B6B6B"/>
+          <w:sz w:val="19"/>
+        </w:rPr>
+        <w:t xml:space="preserve">   4 retrieves MA.5.AR.2.2 — multiply before you subtract; today the radical joins that list (prior grade — the prerequisite this lesson needs).</w:t>
+      </w:r>
     </w:p>
     <w:p>
       <w:pPr>

--- a/a7/build/out/u4/A7 4.05 Evaluating Expressions with Radicals - Teacher Edition.docx
+++ b/a7/build/out/u4/A7 4.05 Evaluating Expressions with Radicals - Teacher Edition.docx
@@ -2953,6 +2953,29 @@
     </w:p>
     <w:p>
       <w:pPr>
+        <w:spacing w:before="0" w:after="120"/>
+      </w:pPr>
+      <w:r>
+        <w:rPr>
+          <w:b/>
+          <w:i w:val="0"/>
+          <w:color w:val="1A1A1A"/>
+          <w:sz w:val="21"/>
+        </w:rPr>
+        <w:t>Variation.</w:t>
+      </w:r>
+      <w:r>
+        <w:rPr>
+          <w:b w:val="0"/>
+          <w:i w:val="0"/>
+          <w:color w:val="1A1A1A"/>
+          <w:sz w:val="21"/>
+        </w:rPr>
+        <w:t xml:space="preserve"> Questions 1–6 are one root each and walk the cases: a square root, a cube root, a negative radicand, a fraction, a square root with a power under the bar, a cube root with a power under the bar. 7 and 8 each put a power and a radical in one expression — 7 in three shapes of the student's own, 8 in the three the state guide supplies. 9 works backwards in three shapes, including one where the radicand carries a term. The pattern breaks at 10, where the student judges a method rather than a number. 11 is the diagnostic multiple choice on the grouping error and 12 is the select-all, whose two wrong options are the sign of a cube root and an unfinished radicand. The Additional sheet mirrors each position; its question 10 is the same error inside a subtraction.</w:t>
+      </w:r>
+    </w:p>
+    <w:p>
+      <w:pPr>
         <w:keepNext/>
         <w:spacing w:before="280" w:after="120"/>
         <w:pBdr>

--- a/a7/build/out/u4/A7 4.05 Evaluating Expressions with Radicals - Teacher Edition.docx
+++ b/a7/build/out/u4/A7 4.05 Evaluating Expressions with Radicals - Teacher Edition.docx
@@ -1676,7 +1676,7 @@
           <w:color w:val="1A1A1A"/>
           <w:sz w:val="21"/>
         </w:rPr>
-        <w:t xml:space="preserve">Warm-Up — On your own. Four minutes. No notes.  </w:t>
+        <w:t xml:space="preserve">Warm-Up — On your own. No notes.  </w:t>
       </w:r>
       <w:r>
         <w:rPr>
